--- a/docs/FADA-Manual-Tecnico-Completo.docx
+++ b/docs/FADA-Manual-Tecnico-Completo.docx
@@ -7223,6 +7223,1627 @@
           <w:i w:val="0"/>
         </w:rPr>
         <w:t>É esse acúmulo de safras reais, talhão a talhão, que transforma um bom motor científico num gêmeo digital que aprende — a promessa central do FADA.</w:t>
+      </w:r>
+    </w:p>
+    <w:p>
+      <w:r>
+        <w:br w:type="page"/>
+      </w:r>
+    </w:p>
+    <w:p>
+      <w:pPr>
+        <w:pStyle w:val="Heading1"/>
+      </w:pPr>
+      <w:r>
+        <w:t>PARTE 2B — Por que cada princípio e cada tecnologia (o racional)</w:t>
+      </w:r>
+    </w:p>
+    <w:p>
+      <w:r>
+        <w:rPr>
+          <w:b w:val="0"/>
+          <w:i w:val="0"/>
+        </w:rPr>
+        <w:t>Toda escolha de arquitetura no FADA foi feita por um motivo. Aqui explicamos o PORQUÊ de cada uma, com as alternativas que foram descartadas e o trade-off (o que se ganha e o que se abre mão). Entender isso é entender a “alma” do sistema.</w:t>
+      </w:r>
+    </w:p>
+    <w:p>
+      <w:pPr>
+        <w:jc w:val="center"/>
+      </w:pPr>
+      <w:r>
+        <w:drawing>
+          <wp:inline xmlns:a="http://schemas.openxmlformats.org/drawingml/2006/main" xmlns:pic="http://schemas.openxmlformats.org/drawingml/2006/picture">
+            <wp:extent cx="5669280" cy="2897632"/>
+            <wp:docPr id="1" name="Picture 1"/>
+            <wp:cNvGraphicFramePr>
+              <a:graphicFrameLocks noChangeAspect="1"/>
+            </wp:cNvGraphicFramePr>
+            <a:graphic>
+              <a:graphicData uri="http://schemas.openxmlformats.org/drawingml/2006/picture">
+                <pic:pic>
+                  <pic:nvPicPr>
+                    <pic:cNvPr id="0" name="g_arch.png"/>
+                    <pic:cNvPicPr/>
+                  </pic:nvPicPr>
+                  <pic:blipFill>
+                    <a:blip r:embed="rId9"/>
+                    <a:stretch>
+                      <a:fillRect/>
+                    </a:stretch>
+                  </pic:blipFill>
+                  <pic:spPr>
+                    <a:xfrm>
+                      <a:off x="0" y="0"/>
+                      <a:ext cx="5669280" cy="2897632"/>
+                    </a:xfrm>
+                    <a:prstGeom prst="rect"/>
+                  </pic:spPr>
+                </pic:pic>
+              </a:graphicData>
+            </a:graphic>
+          </wp:inline>
+        </w:drawing>
+      </w:r>
+    </w:p>
+    <w:p>
+      <w:pPr>
+        <w:jc w:val="center"/>
+      </w:pPr>
+      <w:r>
+        <w:rPr>
+          <w:i/>
+          <w:color w:val="555555"/>
+          <w:sz w:val="18"/>
+        </w:rPr>
+        <w:t>As três camadas e o banco de dados. O cálculo é puro; o banco só guarda.</w:t>
+      </w:r>
+    </w:p>
+    <w:p>
+      <w:pPr>
+        <w:pStyle w:val="Heading2"/>
+      </w:pPr>
+      <w:r>
+        <w:t>2B.1 Por que o motor é determinístico (e a IA não está no centro)</w:t>
+      </w:r>
+    </w:p>
+    <w:p>
+      <w:r>
+        <w:rPr>
+          <w:b/>
+          <w:i w:val="0"/>
+        </w:rPr>
+        <w:t xml:space="preserve">A decisão. </w:t>
+      </w:r>
+      <w:r>
+        <w:rPr>
+          <w:b w:val="0"/>
+          <w:i w:val="0"/>
+        </w:rPr>
+        <w:t>Começar pela ciência determinística, deixar a IA para depois.</w:t>
+      </w:r>
+    </w:p>
+    <w:p>
+      <w:r>
+        <w:rPr>
+          <w:b/>
+          <w:i w:val="0"/>
+        </w:rPr>
+        <w:t xml:space="preserve">Por quê. </w:t>
+      </w:r>
+      <w:r>
+        <w:rPr>
+          <w:b w:val="0"/>
+          <w:i w:val="0"/>
+        </w:rPr>
+        <w:t>Um modelo de aprendizado de máquina precisa de milhares de exemplos para não “chutar”. No dia 1 de uma fazenda, esses exemplos não existem. Um modelo de IA colocado no centro agora produziria números com cara de certeza e sem explicação — exatamente o que destrói a confiança de um agrônomo. O motor determinístico, ao contrário, sempre sabe justificar cada saca (a cascata IPPD).</w:t>
+      </w:r>
+    </w:p>
+    <w:p>
+      <w:r>
+        <w:rPr>
+          <w:b/>
+          <w:i w:val="0"/>
+        </w:rPr>
+        <w:t xml:space="preserve">Trade-off. </w:t>
+      </w:r>
+      <w:r>
+        <w:rPr>
+          <w:b w:val="0"/>
+          <w:i w:val="0"/>
+        </w:rPr>
+        <w:t>Abre-se mão de capturar padrões sutis que só os dados revelariam — mas isso é recuperado depois, pela camada de calibração (Knowledge Engine), que entra quando há safras reais. Ganha-se explicabilidade, confiança e a capacidade de funcionar bem desde a primeira safra.</w:t>
+      </w:r>
+    </w:p>
+    <w:p>
+      <w:r>
+        <w:rPr>
+          <w:b/>
+          <w:i w:val="0"/>
+        </w:rPr>
+        <w:t xml:space="preserve">Alternativa descartada. </w:t>
+      </w:r>
+      <w:r>
+        <w:rPr>
+          <w:b w:val="0"/>
+          <w:i w:val="0"/>
+        </w:rPr>
+        <w:t>Treinar um CatBoost/LightGBM logo de início: rejeitado por superajuste com poucos dados e por virar caixa-preta.</w:t>
+      </w:r>
+    </w:p>
+    <w:p>
+      <w:pPr>
+        <w:pStyle w:val="Heading2"/>
+      </w:pPr>
+      <w:r>
+        <w:t>2B.2 Por que “tudo é explicável”</w:t>
+      </w:r>
+    </w:p>
+    <w:p>
+      <w:r>
+        <w:rPr>
+          <w:b w:val="0"/>
+          <w:i w:val="0"/>
+        </w:rPr>
+        <w:t>Porque o cliente não é um leigo em agronomia — é um especialista em lavoura que desconfia (com razão) de números mágicos. Se o FADA diz “aplique fungicida, +R$ 180/ha”, ele precisa mostrar a cadeia (pressão de ferrugem → perda no enchimento → sacas → reais) e a fonte. Isso transforma a “pouca informação disponível sobre a soja” de fraqueza em diferencial: o sistema assume o que não sabe e mostra sua confiança — o que gera MAIS credibilidade que um número fechado.</w:t>
+      </w:r>
+    </w:p>
+    <w:p>
+      <w:pPr>
+        <w:jc w:val="center"/>
+      </w:pPr>
+      <w:r>
+        <w:drawing>
+          <wp:inline xmlns:a="http://schemas.openxmlformats.org/drawingml/2006/main" xmlns:pic="http://schemas.openxmlformats.org/drawingml/2006/picture">
+            <wp:extent cx="5120640" cy="2944368"/>
+            <wp:docPr id="2" name="Picture 2"/>
+            <wp:cNvGraphicFramePr>
+              <a:graphicFrameLocks noChangeAspect="1"/>
+            </wp:cNvGraphicFramePr>
+            <a:graphic>
+              <a:graphicData uri="http://schemas.openxmlformats.org/drawingml/2006/picture">
+                <pic:pic>
+                  <pic:nvPicPr>
+                    <pic:cNvPr id="0" name="g_pyramid.png"/>
+                    <pic:cNvPicPr/>
+                  </pic:nvPicPr>
+                  <pic:blipFill>
+                    <a:blip r:embed="rId10"/>
+                    <a:stretch>
+                      <a:fillRect/>
+                    </a:stretch>
+                  </pic:blipFill>
+                  <pic:spPr>
+                    <a:xfrm>
+                      <a:off x="0" y="0"/>
+                      <a:ext cx="5120640" cy="2944368"/>
+                    </a:xfrm>
+                    <a:prstGeom prst="rect"/>
+                  </pic:spPr>
+                </pic:pic>
+              </a:graphicData>
+            </a:graphic>
+          </wp:inline>
+        </w:drawing>
+      </w:r>
+    </w:p>
+    <w:p>
+      <w:pPr>
+        <w:jc w:val="center"/>
+      </w:pPr>
+      <w:r>
+        <w:rPr>
+          <w:i/>
+          <w:color w:val="555555"/>
+          <w:sz w:val="18"/>
+        </w:rPr>
+        <w:t>A pirâmide que o FADA mostra ao agricultor para justificar a previsão.</w:t>
+      </w:r>
+    </w:p>
+    <w:p>
+      <w:pPr>
+        <w:pStyle w:val="Heading2"/>
+      </w:pPr>
+      <w:r>
+        <w:t>2B.3 Por que Python no motor e na API</w:t>
+      </w:r>
+    </w:p>
+    <w:p>
+      <w:r>
+        <w:rPr>
+          <w:b/>
+          <w:i w:val="0"/>
+        </w:rPr>
+        <w:t xml:space="preserve">Por quê. </w:t>
+      </w:r>
+      <w:r>
+        <w:rPr>
+          <w:b w:val="0"/>
+          <w:i w:val="0"/>
+        </w:rPr>
+        <w:t>Python é a língua franca da ciência de dados e do cálculo numérico; é legível (quase pseudocódigo), tem bibliotecas maduras e é a mesma linguagem em que a futura IA será treinada — ou seja, o motor e o futuro modelo falarão o mesmo idioma, sem “tradução”.</w:t>
+      </w:r>
+    </w:p>
+    <w:p>
+      <w:r>
+        <w:rPr>
+          <w:b/>
+          <w:i w:val="0"/>
+        </w:rPr>
+        <w:t xml:space="preserve">Trade-off. </w:t>
+      </w:r>
+      <w:r>
+        <w:rPr>
+          <w:b w:val="0"/>
+          <w:i w:val="0"/>
+        </w:rPr>
+        <w:t>Python é mais lento que linguagens compiladas (C++, Rust), mas o cálculo do FADA é leve (roda em milissegundos) e a clareza vale muito mais que microssegundos aqui.</w:t>
+      </w:r>
+    </w:p>
+    <w:p>
+      <w:pPr>
+        <w:pStyle w:val="Heading2"/>
+      </w:pPr>
+      <w:r>
+        <w:t>2B.4 Por que o motor é um pacote ISOLADO (sem framework)</w:t>
+      </w:r>
+    </w:p>
+    <w:p>
+      <w:r>
+        <w:rPr>
+          <w:b w:val="0"/>
+          <w:i w:val="0"/>
+        </w:rPr>
+        <w:t>O agro_engine não importa FastAPI, nem banco, nem nada da web. Isso é proposital: ele pode ser testado sozinho (124 testes rodam sem subir servidor), reutilizado num script de linha de comando, num processamento em lote, ou exportado como serviço próprio no futuro. É o princípio de “baixo acoplamento”: cada peça depende do mínimo possível das outras.</w:t>
+      </w:r>
+    </w:p>
+    <w:p>
+      <w:pPr>
+        <w:pStyle w:val="Heading2"/>
+      </w:pPr>
+      <w:r>
+        <w:t>2B.5 Por que FastAPI</w:t>
+      </w:r>
+    </w:p>
+    <w:p>
+      <w:r>
+        <w:rPr>
+          <w:b/>
+          <w:i w:val="0"/>
+        </w:rPr>
+        <w:t xml:space="preserve">Por quê. </w:t>
+      </w:r>
+      <w:r>
+        <w:rPr>
+          <w:b w:val="0"/>
+          <w:i w:val="0"/>
+        </w:rPr>
+        <w:t>É rápido, moderno e — o ponto decisivo — integra o Pydantic, que valida automaticamente cada requisição contra um “molde”. Se o frontend mandar um pH como texto em vez de número, a API recusa com uma mensagem clara ANTES de qualquer cálculo. Também gera sozinho uma documentação interativa dos endpoints.</w:t>
+      </w:r>
+    </w:p>
+    <w:p>
+      <w:r>
+        <w:rPr>
+          <w:b/>
+          <w:i w:val="0"/>
+        </w:rPr>
+        <w:t xml:space="preserve">Alternativas. </w:t>
+      </w:r>
+      <w:r>
+        <w:rPr>
+          <w:b w:val="0"/>
+          <w:i w:val="0"/>
+        </w:rPr>
+        <w:t>Flask (mais antigo, sem validação automática) e Django (pesado, orientado a sites completos) — ambos excessivos ou insuficientes para uma API de cálculo enxuta.</w:t>
+      </w:r>
+    </w:p>
+    <w:p>
+      <w:pPr>
+        <w:pStyle w:val="Heading2"/>
+      </w:pPr>
+      <w:r>
+        <w:t>2B.6 Por que PostgreSQL + PostGIS</w:t>
+      </w:r>
+    </w:p>
+    <w:p>
+      <w:r>
+        <w:rPr>
+          <w:b w:val="0"/>
+          <w:i w:val="0"/>
+        </w:rPr>
+        <w:t>Um talhão é uma forma geográfica (um polígono). PostGIS é a extensão que faz o banco entender geometria: guardar o desenho do talhão, calcular sua área em hectares, achar o centroide, medir distâncias. Fazer isso “na mão” seria reinventar décadas de geometria computacional. PostgreSQL é robusto, gratuito e padrão da indústria. Alternativa (bancos de planilha simples) não sabe geografia; alternativa paga (bancos geoespaciais comerciais) não cabe no “custo mínimo”.</w:t>
+      </w:r>
+    </w:p>
+    <w:p>
+      <w:pPr>
+        <w:pStyle w:val="Heading2"/>
+      </w:pPr>
+      <w:r>
+        <w:t>2B.7 Por que Next.js + React + React Query</w:t>
+      </w:r>
+    </w:p>
+    <w:p>
+      <w:r>
+        <w:rPr>
+          <w:b/>
+          <w:i w:val="0"/>
+        </w:rPr>
+        <w:t xml:space="preserve">React. </w:t>
+      </w:r>
+      <w:r>
+        <w:rPr>
+          <w:b w:val="0"/>
+          <w:i w:val="0"/>
+        </w:rPr>
+        <w:t>Monta a tela em componentes reutilizáveis e re-desenha só o que muda quando um dado é atualizado — essencial para uma tela que reage a cada ajuste do cenário.</w:t>
+      </w:r>
+    </w:p>
+    <w:p>
+      <w:r>
+        <w:rPr>
+          <w:b/>
+          <w:i w:val="0"/>
+        </w:rPr>
+        <w:t xml:space="preserve">Next.js. </w:t>
+      </w:r>
+      <w:r>
+        <w:rPr>
+          <w:b w:val="0"/>
+          <w:i w:val="0"/>
+        </w:rPr>
+        <w:t>Dá as PÁGINAS de verdade (rotas), o carregamento rápido e o “proxy” que liga o frontend à API sem dor de cabeça de configuração. Foi a mudança que resolveu o “tudo grudado”: cada assunto virou uma página própria.</w:t>
+      </w:r>
+    </w:p>
+    <w:p>
+      <w:r>
+        <w:rPr>
+          <w:b/>
+          <w:i w:val="0"/>
+        </w:rPr>
+        <w:t xml:space="preserve">React Query. </w:t>
+      </w:r>
+      <w:r>
+        <w:rPr>
+          <w:b w:val="0"/>
+          <w:i w:val="0"/>
+        </w:rPr>
+        <w:t>Sem ele, cada tela buscaria dados “na mão”, repetindo chamadas e piscando. Ele guarda em cache, deduplica pedidos iguais e mantém tudo fresco — é o que faz o app parecer instantâneo.</w:t>
+      </w:r>
+    </w:p>
+    <w:p>
+      <w:r>
+        <w:rPr>
+          <w:b/>
+          <w:i w:val="0"/>
+        </w:rPr>
+        <w:t xml:space="preserve">Tailwind. </w:t>
+      </w:r>
+      <w:r>
+        <w:rPr>
+          <w:b w:val="0"/>
+          <w:i w:val="0"/>
+        </w:rPr>
+        <w:t>Estilo consistente escrevendo classes no próprio elemento; acelera muito o ajuste fino de espaçamento e cor que deixou as telas “respirando”.</w:t>
+      </w:r>
+    </w:p>
+    <w:p>
+      <w:r>
+        <w:br w:type="page"/>
+      </w:r>
+    </w:p>
+    <w:p>
+      <w:pPr>
+        <w:pStyle w:val="Heading1"/>
+      </w:pPr>
+      <w:r>
+        <w:t>PARTE 2C — Como as tecnologias funcionam por dentro</w:t>
+      </w:r>
+    </w:p>
+    <w:p>
+      <w:r>
+        <w:rPr>
+          <w:b w:val="0"/>
+          <w:i w:val="0"/>
+        </w:rPr>
+        <w:t>Agora abrimos o “motor de cada motor”: o que realmente acontece, mecanicamente, quando o sistema roda.</w:t>
+      </w:r>
+    </w:p>
+    <w:p>
+      <w:pPr>
+        <w:pStyle w:val="Heading2"/>
+      </w:pPr>
+      <w:r>
+        <w:t>2C.1 O ciclo de vida de uma requisição HTTP (em detalhe)</w:t>
+      </w:r>
+    </w:p>
+    <w:p>
+      <w:pPr>
+        <w:pStyle w:val="ListNumber"/>
+      </w:pPr>
+      <w:r>
+        <w:t>O navegador abre uma “conexão” com o servidor (um canal de comunicação, como uma ligação).</w:t>
+      </w:r>
+    </w:p>
+    <w:p>
+      <w:pPr>
+        <w:pStyle w:val="ListNumber"/>
+      </w:pPr>
+      <w:r>
+        <w:t>Envia uma mensagem HTTP: uma linha com o método e o endereço (POST /api/radar), um “cabeçalho” (dizendo que o corpo é JSON) e o corpo (o cenário em JSON).</w:t>
+      </w:r>
+    </w:p>
+    <w:p>
+      <w:pPr>
+        <w:pStyle w:val="ListNumber"/>
+      </w:pPr>
+      <w:r>
+        <w:t>A API recebe os bytes, o FastAPI identifica qual função responde àquele endereço (post_radar) e entrega o corpo ao Pydantic.</w:t>
+      </w:r>
+    </w:p>
+    <w:p>
+      <w:pPr>
+        <w:pStyle w:val="ListNumber"/>
+      </w:pPr>
+      <w:r>
+        <w:t>O Pydantic tenta encaixar o JSON no molde ScenarioIn: confere tipos, preenche defaults, e — se algo estiver errado — devolve um erro 422 explicando o campo. Se estiver certo, entrega um objeto Python já validado.</w:t>
+      </w:r>
+    </w:p>
+    <w:p>
+      <w:pPr>
+        <w:pStyle w:val="ListNumber"/>
+      </w:pPr>
+      <w:r>
+        <w:t>A função converte esse objeto no Scenario do motor, chama season_radar, recebe um dicionário Python e o FastAPI o serializa de volta em JSON, com um código 200 (sucesso).</w:t>
+      </w:r>
+    </w:p>
+    <w:p>
+      <w:pPr>
+        <w:pStyle w:val="ListNumber"/>
+      </w:pPr>
+      <w:r>
+        <w:t>O navegador recebe a resposta; o React Query guarda no cache e entrega à página, que re-desenha.</w:t>
+      </w:r>
+    </w:p>
+    <w:p>
+      <w:pPr>
+        <w:ind w:left="259"/>
+      </w:pPr>
+      <w:r>
+        <w:rPr>
+          <w:i/>
+          <w:color w:val="2F7D32"/>
+          <w:sz w:val="20"/>
+        </w:rPr>
+        <w:t>→ Os “códigos” (200 sucesso, 422 dado inválido, 500 erro no servidor) são a forma padrão da web de dizer o que aconteceu. O FADA usa esse vocabulário universal.</w:t>
+      </w:r>
+    </w:p>
+    <w:p>
+      <w:pPr>
+        <w:pStyle w:val="Heading2"/>
+      </w:pPr>
+      <w:r>
+        <w:t>2C.2 Como o Pydantic valida (o “molde”)</w:t>
+      </w:r>
+    </w:p>
+    <w:p>
+      <w:r>
+        <w:rPr>
+          <w:b w:val="0"/>
+          <w:i w:val="0"/>
+        </w:rPr>
+        <w:t>Um schema Pydantic é uma classe onde cada campo tem um tipo. Quando um JSON chega, o Pydantic faz “casar” cada chave com o campo certo, converte quando possível (o texto "12.0" vira o número 12,0) e recusa o impossível. É uma muralha que garante que o motor só recebe dados limpos — por isso o motor pode confiar cegamente no que recebe.</w:t>
+      </w:r>
+    </w:p>
+    <w:p>
+      <w:pPr>
+        <w:pStyle w:val="Heading2"/>
+      </w:pPr>
+      <w:r>
+        <w:t>2C.3 Como o SQLAlchemy e o PostGIS guardam um talhão</w:t>
+      </w:r>
+    </w:p>
+    <w:p>
+      <w:r>
+        <w:rPr>
+          <w:b w:val="0"/>
+          <w:i w:val="0"/>
+        </w:rPr>
+        <w:t>No código, um talhão é um objeto Field com um campo de geometria. O SQLAlchemy traduz esse objeto numa linha de uma tabela do PostgreSQL; o PostGIS guarda a geometria num formato especial que permite perguntas geográficas (“qual a área?”, “este ponto está dentro?”). Quando você lê de volta, o caminho é o inverso: linha → objeto. Você programa pensando em objetos; o banco pensa em tabelas; o SQLAlchemy é o tradutor entre os dois mundos.</w:t>
+      </w:r>
+    </w:p>
+    <w:p>
+      <w:pPr>
+        <w:pStyle w:val="Heading2"/>
+      </w:pPr>
+      <w:r>
+        <w:t>2C.4 Como o React desenha e o Next.js entrega a página</w:t>
+      </w:r>
+    </w:p>
+    <w:p>
+      <w:r>
+        <w:rPr>
+          <w:b w:val="0"/>
+          <w:i w:val="0"/>
+        </w:rPr>
+        <w:t>O React mantém uma “árvore” de componentes e uma cópia leve da tela na memória (o “DOM virtual”). Quando um dado muda (por exemplo, chega o radar), ele calcula a MENOR diferença necessária e atualiza só aquele pedaço da tela — rápido e sem piscar. O Next.js entrega a primeira versão da página já “montada” (para carregar rápido) e depois o React “assume” no navegador (um processo chamado hidratação). É por isso que, ao abrir, aparece por um instante um esqueleto/carregando antes dos números — o app está hidratando e buscando os dados.</w:t>
+      </w:r>
+    </w:p>
+    <w:p>
+      <w:pPr>
+        <w:pStyle w:val="Heading2"/>
+      </w:pPr>
+      <w:r>
+        <w:t>2C.5 Como o React Query mantém tudo fresco e sem repetição</w:t>
+      </w:r>
+    </w:p>
+    <w:p>
+      <w:r>
+        <w:rPr>
+          <w:b w:val="0"/>
+          <w:i w:val="0"/>
+        </w:rPr>
+        <w:t>Cada pedido de dado tem uma “chave” (por exemplo, ["radar", cenário]). O React Query guarda o resultado sob essa chave. Se duas telas pedem o mesmo, ele serve do cache e chama a rede uma vez só. Se o cenário muda, a chave muda, e ele busca de novo — automaticamente. É o que permite várias páginas compartilharem dados sem duplicar trabalho.</w:t>
+      </w:r>
+    </w:p>
+    <w:p>
+      <w:pPr>
+        <w:pStyle w:val="Heading2"/>
+      </w:pPr>
+      <w:r>
+        <w:t>2C.6 Como o pipeline determinístico encadeia (por dentro)</w:t>
+      </w:r>
+    </w:p>
+    <w:p>
+      <w:r>
+        <w:rPr>
+          <w:b w:val="0"/>
+          <w:i w:val="0"/>
+        </w:rPr>
+        <w:t>Quando simulate roda, cada motor entrega o insumo do próximo, como uma linha de montagem:</w:t>
+      </w:r>
+    </w:p>
+    <w:p>
+      <w:pPr>
+        <w:jc w:val="center"/>
+      </w:pPr>
+      <w:r>
+        <w:drawing>
+          <wp:inline xmlns:a="http://schemas.openxmlformats.org/drawingml/2006/main" xmlns:pic="http://schemas.openxmlformats.org/drawingml/2006/picture">
+            <wp:extent cx="5852160" cy="2731008"/>
+            <wp:docPr id="3" name="Picture 3"/>
+            <wp:cNvGraphicFramePr>
+              <a:graphicFrameLocks noChangeAspect="1"/>
+            </wp:cNvGraphicFramePr>
+            <a:graphic>
+              <a:graphicData uri="http://schemas.openxmlformats.org/drawingml/2006/picture">
+                <pic:pic>
+                  <pic:nvPicPr>
+                    <pic:cNvPr id="0" name="g_waterfall.png"/>
+                    <pic:cNvPicPr/>
+                  </pic:nvPicPr>
+                  <pic:blipFill>
+                    <a:blip r:embed="rId11"/>
+                    <a:stretch>
+                      <a:fillRect/>
+                    </a:stretch>
+                  </pic:blipFill>
+                  <pic:spPr>
+                    <a:xfrm>
+                      <a:off x="0" y="0"/>
+                      <a:ext cx="5852160" cy="2731008"/>
+                    </a:xfrm>
+                    <a:prstGeom prst="rect"/>
+                  </pic:spPr>
+                </pic:pic>
+              </a:graphicData>
+            </a:graphic>
+          </wp:inline>
+        </w:drawing>
+      </w:r>
+    </w:p>
+    <w:p>
+      <w:pPr>
+        <w:jc w:val="center"/>
+      </w:pPr>
+      <w:r>
+        <w:rPr>
+          <w:i/>
+          <w:color w:val="555555"/>
+          <w:sz w:val="18"/>
+        </w:rPr>
+        <w:t>Cascata IPPD real do talhão-modelo (gerada pelo próprio motor).</w:t>
+      </w:r>
+    </w:p>
+    <w:p>
+      <w:pPr>
+        <w:pStyle w:val="ListNumber"/>
+      </w:pPr>
+      <w:r>
+        <w:t>A fenologia usa o clima para dizer as datas de cada fase.</w:t>
+      </w:r>
+    </w:p>
+    <w:p>
+      <w:pPr>
+        <w:pStyle w:val="ListNumber"/>
+      </w:pPr>
+      <w:r>
+        <w:t>O balanço hídrico usa essas datas + o clima para dizer o estresse por fase.</w:t>
+      </w:r>
+    </w:p>
+    <w:p>
+      <w:pPr>
+        <w:pStyle w:val="ListNumber"/>
+      </w:pPr>
+      <w:r>
+        <w:t>A janela ZARC usa a data de plantio para dizer a penalidade.</w:t>
+      </w:r>
+    </w:p>
+    <w:p>
+      <w:pPr>
+        <w:pStyle w:val="ListNumber"/>
+      </w:pPr>
+      <w:r>
+        <w:t>O IPPD usa estresse + penalidade + solo + manejos para montar a cascata acima.</w:t>
+      </w:r>
+    </w:p>
+    <w:p>
+      <w:pPr>
+        <w:pStyle w:val="ListNumber"/>
+      </w:pPr>
+      <w:r>
+        <w:t>A economia usa a produtividade + custos + preço para o resultado financeiro.</w:t>
+      </w:r>
+    </w:p>
+    <w:p>
+      <w:r>
+        <w:rPr>
+          <w:b w:val="0"/>
+          <w:i w:val="0"/>
+        </w:rPr>
+        <w:t>Como cada passo é uma função pura (mesma entrada → mesma saída), o resultado é sempre reproduzível e auditável — você pode parar em qualquer etapa e conferir o número.</w:t>
+      </w:r>
+    </w:p>
+    <w:p>
+      <w:pPr>
+        <w:pStyle w:val="Heading2"/>
+      </w:pPr>
+      <w:r>
+        <w:t>2C.7 Como o Monte Carlo funciona por dentro (e por que “pareado”)</w:t>
+      </w:r>
+    </w:p>
+    <w:p>
+      <w:r>
+        <w:rPr>
+          <w:b w:val="0"/>
+          <w:i w:val="0"/>
+        </w:rPr>
+        <w:t>O Monte Carlo roda a linha de montagem acima 3.000 vezes, cada vez com um clima e um preço sorteados, e coleta os 3.000 resultados. No motor de DECISÃO, há um refinamento: para medir se uma ação vale a pena, ele roda os dois cenários (com e sem a ação) usando O MESMO sorteio em cada rodada. Assim, a diferença observada é PURAMENTE o efeito da decisão — o “ruído” do clima se cancela. É uma técnica estatística clássica (“números aleatórios comuns”) que torna a estimativa de probabilidade muito mais estável.</w:t>
+      </w:r>
+    </w:p>
+    <w:p>
+      <w:r>
+        <w:br w:type="page"/>
+      </w:r>
+    </w:p>
+    <w:p>
+      <w:pPr>
+        <w:pStyle w:val="Heading1"/>
+      </w:pPr>
+      <w:r>
+        <w:t>PARTE 9 — Os resultados reais de cada parte (o motor rodando)</w:t>
+      </w:r>
+    </w:p>
+    <w:p>
+      <w:r>
+        <w:rPr>
+          <w:b w:val="0"/>
+          <w:i w:val="0"/>
+        </w:rPr>
+        <w:t>Esta parte é diferente de todas: os blocos abaixo NÃO são exemplos escritos à mão. Eles foram produzidos rodando o próprio motor sobre o talhão-modelo, no momento em que este documento foi gerado. É o FADA “pensando em voz alta”. (O motor rodou com o clima climatológico interno, sem buscar previsão externa; por isso os números podem diferir levemente da tela com clima ao vivo.)</w:t>
+      </w:r>
+    </w:p>
+    <w:p>
+      <w:pPr>
+        <w:pStyle w:val="Heading2"/>
+      </w:pPr>
+      <w:r>
+        <w:t>9.1 simulate — a simulação completa</w:t>
+      </w:r>
+    </w:p>
+    <w:p>
+      <w:r>
+        <w:rPr>
+          <w:b w:val="0"/>
+          <w:i w:val="0"/>
+        </w:rPr>
+        <w:t>O coração: produtividade esperada, incerteza e a cascata de contribuições (cada fator em sc/ha).</w:t>
+      </w:r>
+    </w:p>
+    <w:p>
+      <w:pPr>
+        <w:spacing w:after="20"/>
+      </w:pPr>
+      <w:r>
+        <w:rPr>
+          <w:i/>
+          <w:color w:val="555555"/>
+          <w:sz w:val="18"/>
+        </w:rPr>
+        <w:t>saída real de simulate() — a cascata IPPD</w:t>
+      </w:r>
+    </w:p>
+    <w:p>
+      <w:pPr>
+        <w:spacing w:before="40" w:after="120" w:line="240" w:lineRule="auto"/>
+        <w:ind w:left="173"/>
+        <w:shd w:val="clear" w:fill="F4F6F4"/>
+      </w:pPr>
+      <w:r>
+        <w:rPr>
+          <w:rFonts w:ascii="Consolas" w:hAnsi="Consolas"/>
+          <w:color w:val="223A22"/>
+          <w:sz w:val="17"/>
+        </w:rPr>
+        <w:t>{</w:t>
+        <w:br/>
+        <w:t xml:space="preserve"> "expected_sc_ha": 52.5,</w:t>
+        <w:br/>
+        <w:t xml:space="preserve"> "uncertainty_sc_ha": 8.9,</w:t>
+        <w:br/>
+        <w:t xml:space="preserve"> "confidence": 0.74,</w:t>
+        <w:br/>
+        <w:t xml:space="preserve"> "base_potential_sc_ha": 95.0,</w:t>
+        <w:br/>
+        <w:t xml:space="preserve"> "contribuicoes": [</w:t>
+        <w:br/>
+        <w:t xml:space="preserve">  {</w:t>
+        <w:br/>
+        <w:t xml:space="preserve">   "fator": "Solo",</w:t>
+        <w:br/>
+        <w:t xml:space="preserve">   "delta_sc_ha": 0.0,</w:t>
+        <w:br/>
+        <w:t xml:space="preserve">   "detalhe": "solo equilibrado"</w:t>
+        <w:br/>
+        <w:t xml:space="preserve">  },</w:t>
+        <w:br/>
+        <w:t xml:space="preserve">  {</w:t>
+        <w:br/>
+        <w:t xml:space="preserve">   "fator": "Nutrição",</w:t>
+        <w:br/>
+        <w:t xml:space="preserve">   "delta_sc_ha": 0.0,</w:t>
+        <w:br/>
+        <w:t xml:space="preserve">   "detalhe": "nutrição suficiente"</w:t>
+        <w:br/>
+        <w:t xml:space="preserve">  },</w:t>
+        <w:br/>
+        <w:t xml:space="preserve">  {</w:t>
+        <w:br/>
+        <w:t xml:space="preserve">   "fator": "Nematoides",</w:t>
+        <w:br/>
+        <w:t xml:space="preserve">   "delta_sc_ha": 0.0,</w:t>
+        <w:br/>
+        <w:t xml:space="preserve">   "detalhe": "sem pressão de nematoides informada"</w:t>
+        <w:br/>
+        <w:t xml:space="preserve">  },</w:t>
+        <w:br/>
+        <w:t xml:space="preserve">  {</w:t>
+        <w:br/>
+        <w:t xml:space="preserve">   "fator": "Compactação",</w:t>
+        <w:br/>
+        <w:t xml:space="preserve">   "delta_sc_ha": -1.9,</w:t>
+        <w:br/>
+        <w:t xml:space="preserve">   "detalhe": "compactação leve"</w:t>
+        <w:br/>
+        <w:t xml:space="preserve">  },</w:t>
+        <w:br/>
+        <w:t xml:space="preserve">  {</w:t>
+        <w:br/>
+        <w:t xml:space="preserve">   "fator": "Rotação",</w:t>
+        <w:br/>
+        <w:t xml:space="preserve">   "delta_sc_ha": -1.86,</w:t>
+        <w:br/>
+        <w:t xml:space="preserve">   "detalhe": "monocultura de soja (sem benefício de rotação)"</w:t>
+        <w:br/>
+        <w:t xml:space="preserve">  },</w:t>
+        <w:br/>
+        <w:t xml:space="preserve">  {</w:t>
+        <w:br/>
+        <w:t xml:space="preserve">   "fator": "População",</w:t>
+        <w:br/>
+        <w:t xml:space="preserve">   "delta_sc_ha": 0.0,</w:t>
+        <w:br/>
+        <w:t xml:space="preserve">   "detalhe": "população ótima (300 mil/ha)"</w:t>
+        <w:br/>
+        <w:t xml:space="preserve">  },</w:t>
+        <w:br/>
+        <w:t xml:space="preserve">  {</w:t>
+        <w:br/>
+        <w:t xml:space="preserve">   "fator": "Janela de semeadura",</w:t>
+        <w:br/>
+        <w:t xml:space="preserve">   "delta_sc_ha": -0.36,</w:t>
+        <w:br/>
+        <w:t xml:space="preserve">   "detalhe": "dentro_da_janela"</w:t>
+        <w:br/>
+        <w:t xml:space="preserve">  },</w:t>
+        <w:br/>
+        <w:t xml:space="preserve">  {</w:t>
+        <w:br/>
+        <w:t xml:space="preserve">   "fator": "Água",</w:t>
+        <w:br/>
+        <w:t xml:space="preserve">   "delta_sc_ha": -25.15,</w:t>
+        <w:br/>
+        <w:t xml:space="preserve">   "detalhe": "déficit hídrico, crítico em R5"</w:t>
+        <w:br/>
+        <w:t xml:space="preserve">  … (resultado completo continua)</w:t>
+      </w:r>
+    </w:p>
+    <w:p>
+      <w:r>
+        <w:rPr>
+          <w:b w:val="0"/>
+          <w:i w:val="0"/>
+        </w:rPr>
+        <w:t>E o resultado econômico e a janela de semeadura, também reais:</w:t>
+      </w:r>
+    </w:p>
+    <w:p>
+      <w:pPr>
+        <w:spacing w:after="20"/>
+      </w:pPr>
+      <w:r>
+        <w:rPr>
+          <w:i/>
+          <w:color w:val="555555"/>
+          <w:sz w:val="18"/>
+        </w:rPr>
+        <w:t>economia + janela ZARC + resumo hídrico reais</w:t>
+      </w:r>
+    </w:p>
+    <w:p>
+      <w:pPr>
+        <w:spacing w:before="40" w:after="120" w:line="240" w:lineRule="auto"/>
+        <w:ind w:left="173"/>
+        <w:shd w:val="clear" w:fill="F4F6F4"/>
+      </w:pPr>
+      <w:r>
+        <w:rPr>
+          <w:rFonts w:ascii="Consolas" w:hAnsi="Consolas"/>
+          <w:color w:val="223A22"/>
+          <w:sz w:val="17"/>
+        </w:rPr>
+        <w:t>{</w:t>
+        <w:br/>
+        <w:t xml:space="preserve"> "economics": {</w:t>
+        <w:br/>
+        <w:t xml:space="preserve">  "total_cost_per_ha": 3490,</w:t>
+        <w:br/>
+        <w:t xml:space="preserve">  "revenue_per_ha": 6300.0,</w:t>
+        <w:br/>
+        <w:t xml:space="preserve">  "profit_per_ha": 2810.0,</w:t>
+        <w:br/>
+        <w:t xml:space="preserve">  "margin_pct": 44.6,</w:t>
+        <w:br/>
+        <w:t xml:space="preserve">  "roi": 0.81,</w:t>
+        <w:br/>
+        <w:t xml:space="preserve">  "breakeven_yield_sc_ha": 29.1,</w:t>
+        <w:br/>
+        <w:t xml:space="preserve">  "breakeven_price_per_sc": 66.48</w:t>
+        <w:br/>
+        <w:t xml:space="preserve"> },</w:t>
+        <w:br/>
+        <w:t xml:space="preserve"> "sowing_window": {</w:t>
+        <w:br/>
+        <w:t xml:space="preserve">  "municipality": "Santo Ângelo",</w:t>
+        <w:br/>
+        <w:t xml:space="preserve">  "window_start": "2026-10-11",</w:t>
+        <w:br/>
+        <w:t xml:space="preserve">  "window_end": "2026-12-20",</w:t>
+        <w:br/>
+        <w:t xml:space="preserve">  "optimal_end": "2026-11-03",</w:t>
+        <w:br/>
+        <w:t xml:space="preserve">  "sowing_date": "2026-11-05",</w:t>
+        <w:br/>
+        <w:t xml:space="preserve">  "position": "dentro_da_janela",</w:t>
+        <w:br/>
+        <w:t xml:space="preserve">  "deviation_days": 2,</w:t>
+        <w:br/>
+        <w:t xml:space="preserve">  "penalty_sc_ha": 0.36</w:t>
+        <w:br/>
+        <w:t xml:space="preserve"> },</w:t>
+        <w:br/>
+        <w:t xml:space="preserve"> "water": {</w:t>
+        <w:br/>
+        <w:t xml:space="preserve">  "overall_stress": 0.615,</w:t>
+        <w:br/>
+        <w:t xml:space="preserve">  "critical_stage": "R5",</w:t>
+        <w:br/>
+        <w:t xml:space="preserve">  "by_stage": {</w:t>
+        <w:br/>
+        <w:t xml:space="preserve">   "VE": 0.0,</w:t>
+        <w:br/>
+        <w:t xml:space="preserve">   "V1": 0.0,</w:t>
+        <w:br/>
+        <w:t xml:space="preserve">   "V4": 0.0,</w:t>
+        <w:br/>
+        <w:t xml:space="preserve">   "R1": 0.0,</w:t>
+        <w:br/>
+        <w:t xml:space="preserve">   "R2": 0.009,</w:t>
+        <w:br/>
+        <w:t xml:space="preserve">   "R3": 0.381,</w:t>
+        <w:br/>
+        <w:t xml:space="preserve">  … (resultado completo continua)</w:t>
+      </w:r>
+    </w:p>
+    <w:p>
+      <w:pPr>
+        <w:pStyle w:val="Heading2"/>
+      </w:pPr>
+      <w:r>
+        <w:t>9.2 season_radar — o copiloto</w:t>
+      </w:r>
+    </w:p>
+    <w:p>
+      <w:pPr>
+        <w:jc w:val="center"/>
+      </w:pPr>
+      <w:r>
+        <w:drawing>
+          <wp:inline xmlns:a="http://schemas.openxmlformats.org/drawingml/2006/main" xmlns:pic="http://schemas.openxmlformats.org/drawingml/2006/picture">
+            <wp:extent cx="5669280" cy="2409444"/>
+            <wp:docPr id="4" name="Picture 4"/>
+            <wp:cNvGraphicFramePr>
+              <a:graphicFrameLocks noChangeAspect="1"/>
+            </wp:cNvGraphicFramePr>
+            <a:graphic>
+              <a:graphicData uri="http://schemas.openxmlformats.org/drawingml/2006/picture">
+                <pic:pic>
+                  <pic:nvPicPr>
+                    <pic:cNvPr id="0" name="g_dims.png"/>
+                    <pic:cNvPicPr/>
+                  </pic:nvPicPr>
+                  <pic:blipFill>
+                    <a:blip r:embed="rId12"/>
+                    <a:stretch>
+                      <a:fillRect/>
+                    </a:stretch>
+                  </pic:blipFill>
+                  <pic:spPr>
+                    <a:xfrm>
+                      <a:off x="0" y="0"/>
+                      <a:ext cx="5669280" cy="2409444"/>
+                    </a:xfrm>
+                    <a:prstGeom prst="rect"/>
+                  </pic:spPr>
+                </pic:pic>
+              </a:graphicData>
+            </a:graphic>
+          </wp:inline>
+        </w:drawing>
+      </w:r>
+    </w:p>
+    <w:p>
+      <w:pPr>
+        <w:jc w:val="center"/>
+      </w:pPr>
+      <w:r>
+        <w:rPr>
+          <w:i/>
+          <w:color w:val="555555"/>
+          <w:sz w:val="18"/>
+        </w:rPr>
+        <w:t>As 6 dimensões da saúde, calculadas pelo motor para o talhão-modelo.</w:t>
+      </w:r>
+    </w:p>
+    <w:p>
+      <w:pPr>
+        <w:spacing w:after="20"/>
+      </w:pPr>
+      <w:r>
+        <w:rPr>
+          <w:i/>
+          <w:color w:val="555555"/>
+          <w:sz w:val="18"/>
+        </w:rPr>
+        <w:t>as 4 respostas e o gargalo, reais</w:t>
+      </w:r>
+    </w:p>
+    <w:p>
+      <w:pPr>
+        <w:spacing w:before="40" w:after="120" w:line="240" w:lineRule="auto"/>
+        <w:ind w:left="173"/>
+        <w:shd w:val="clear" w:fill="F4F6F4"/>
+      </w:pPr>
+      <w:r>
+        <w:rPr>
+          <w:rFonts w:ascii="Consolas" w:hAnsi="Consolas"/>
+          <w:color w:val="223A22"/>
+          <w:sz w:val="17"/>
+        </w:rPr>
+        <w:t>{</w:t>
+        <w:br/>
+        <w:t xml:space="preserve"> "score": 88.0,</w:t>
+        <w:br/>
+        <w:t xml:space="preserve"> "score_label": "saudável",</w:t>
+        <w:br/>
+        <w:t xml:space="preserve"> "estado": {</w:t>
+        <w:br/>
+        <w:t xml:space="preserve">  "fase": "preparo_solo",</w:t>
+        <w:br/>
+        <w:t xml:space="preserve">  "fase_label": "Preparo do solo",</w:t>
+        <w:br/>
+        <w:t xml:space="preserve">  "foco": [</w:t>
+        <w:br/>
+        <w:t xml:space="preserve">   "solo",</w:t>
+        <w:br/>
+        <w:t xml:space="preserve">   "nutricao"</w:t>
+        <w:br/>
+        <w:t xml:space="preserve">  ],</w:t>
+        <w:br/>
+        <w:t xml:space="preserve">  "foco_texto": "Corrigir solo e definir o plano antes de semear."</w:t>
+        <w:br/>
+        <w:t xml:space="preserve"> },</w:t>
+        <w:br/>
+        <w:t xml:space="preserve"> "maior_risco": {</w:t>
+        <w:br/>
+        <w:t xml:space="preserve">  "dimensao": "clima",</w:t>
+        <w:br/>
+        <w:t xml:space="preserve">  "fator": "Água",</w:t>
+        <w:br/>
+        <w:t xml:space="preserve">  "perda_sc_ha": 25.1,</w:t>
+        <w:br/>
+        <w:t xml:space="preserve">  "perda_rs_ha": 3018.0,</w:t>
+        <w:br/>
+        <w:t xml:space="preserve">  "detalhe": "déficit hídrico, crítico em R5"</w:t>
+        <w:br/>
+        <w:t xml:space="preserve"> },</w:t>
+        <w:br/>
+        <w:t xml:space="preserve"> "respostas": {</w:t>
+        <w:br/>
+        <w:t xml:space="preserve">  "maior_risco": "Clima (Água) — perda estimada de 25 sc/ha.",</w:t>
+        <w:br/>
+        <w:t xml:space="preserve">  "melhor_decisao": "Nenhuma intervenção avaliada melhora o resultado agora — o plano está bem ajustado.",</w:t>
+        <w:br/>
+        <w:t xml:space="preserve">  "quanto_vale": "Nenhuma intervenção avaliada melhora o resultado agora — o plano está bem ajustado.",</w:t>
+        <w:br/>
+        <w:t xml:space="preserve">  "por_que": "Nenhuma intervenção avaliada melhora o resultado agora — o plano está bem ajustado."</w:t>
+        <w:br/>
+        <w:t xml:space="preserve"> }</w:t>
+        <w:br/>
+        <w:t>}</w:t>
+      </w:r>
+    </w:p>
+    <w:p>
+      <w:pPr>
+        <w:pStyle w:val="Heading2"/>
+      </w:pPr>
+      <w:r>
+        <w:t>9.3 prioritized_actions — a fila de decisões</w:t>
+      </w:r>
+    </w:p>
+    <w:p>
+      <w:r>
+        <w:rPr>
+          <w:b w:val="0"/>
+          <w:i w:val="0"/>
+        </w:rPr>
+        <w:t>As ações que o motor recomenda AGORA, ordenadas por urgência e retorno (saída real):</w:t>
+      </w:r>
+    </w:p>
+    <w:p>
+      <w:pPr>
+        <w:spacing w:after="20"/>
+      </w:pPr>
+      <w:r>
+        <w:rPr>
+          <w:i/>
+          <w:color w:val="555555"/>
+          <w:sz w:val="18"/>
+        </w:rPr>
+        <w:t>fila de decisão real</w:t>
+      </w:r>
+    </w:p>
+    <w:p>
+      <w:pPr>
+        <w:spacing w:before="40" w:after="120" w:line="240" w:lineRule="auto"/>
+        <w:ind w:left="173"/>
+        <w:shd w:val="clear" w:fill="F4F6F4"/>
+      </w:pPr>
+      <w:r>
+        <w:rPr>
+          <w:rFonts w:ascii="Consolas" w:hAnsi="Consolas"/>
+          <w:color w:val="223A22"/>
+          <w:sz w:val="17"/>
+        </w:rPr>
+        <w:t>[]</w:t>
+      </w:r>
+    </w:p>
+    <w:p>
+      <w:pPr>
+        <w:pStyle w:val="Heading2"/>
+      </w:pPr>
+      <w:r>
+        <w:t>9.4 diagnose — o raciocínio (por que o talhão está abaixo do potencial)</w:t>
+      </w:r>
+    </w:p>
+    <w:p>
+      <w:pPr>
+        <w:spacing w:after="20"/>
+      </w:pPr>
+      <w:r>
+        <w:rPr>
+          <w:i/>
+          <w:color w:val="555555"/>
+          <w:sz w:val="18"/>
+        </w:rPr>
+        <w:t>diagnóstico real (2 principais hipóteses)</w:t>
+      </w:r>
+    </w:p>
+    <w:p>
+      <w:pPr>
+        <w:spacing w:before="40" w:after="120" w:line="240" w:lineRule="auto"/>
+        <w:ind w:left="173"/>
+        <w:shd w:val="clear" w:fill="F4F6F4"/>
+      </w:pPr>
+      <w:r>
+        <w:rPr>
+          <w:rFonts w:ascii="Consolas" w:hAnsi="Consolas"/>
+          <w:color w:val="223A22"/>
+          <w:sz w:val="17"/>
+        </w:rPr>
+        <w:t>{</w:t>
+        <w:br/>
+        <w:t xml:space="preserve"> "gap_sc_ha": 42.5,</w:t>
+        <w:br/>
+        <w:t xml:space="preserve"> "resumo": "O talhão está 42 sc/ha abaixo do potencial. A maior limitação provável é déficit hídrico (veranico) (explica ~25 sc/ha). Dado de baixa confiança — confirme: balanço hídrico do ciclo (déficit em R3–R5) e chuva medida no talhão.",</w:t>
+        <w:br/>
+        <w:t xml:space="preserve"> "niveis_confianca": {</w:t>
+        <w:br/>
+        <w:t xml:space="preserve">  "dados": 0.37,</w:t>
+        <w:br/>
+        <w:t xml:space="preserve">  "modelo": 0.89,</w:t>
+        <w:br/>
+        <w:t xml:space="preserve">  "recomendacao": 0.33,</w:t>
+        <w:br/>
+        <w:t xml:space="preserve">  "resultado": 0.27</w:t>
+        <w:br/>
+        <w:t xml:space="preserve"> },</w:t>
+        <w:br/>
+        <w:t xml:space="preserve"> "hipoteses": [</w:t>
+        <w:br/>
+        <w:t xml:space="preserve">  {</w:t>
+        <w:br/>
+        <w:t xml:space="preserve">   "causa": "Déficit hídrico (veranico)",</w:t>
+        <w:br/>
+        <w:t xml:space="preserve">   "fator": "Água",</w:t>
+        <w:br/>
+        <w:t xml:space="preserve">   "perda_sc_ha": 25.1,</w:t>
+        <w:br/>
+        <w:t xml:space="preserve">   "perda_rs_ha": 3012.0,</w:t>
+        <w:br/>
+        <w:t xml:space="preserve">   "probabilidade": 0.97,</w:t>
+        <w:br/>
+        <w:t xml:space="preserve">   "forca_cientifica": 0.9,</w:t>
+        <w:br/>
+        <w:t xml:space="preserve">   "confianca_cientifica": 0.92,</w:t>
+        <w:br/>
+        <w:t xml:space="preserve">   "nivel_evidencia": "alto",</w:t>
+        <w:br/>
+        <w:t xml:space="preserve">   "controlabilidade": "parcial",</w:t>
+        <w:br/>
+        <w:t xml:space="preserve">   "certeza_do_dado": 0.3,</w:t>
+        <w:br/>
+        <w:t xml:space="preserve">   "a_confirmar": true,</w:t>
+        <w:br/>
+        <w:t xml:space="preserve">   "cadeia": [</w:t>
+        <w:br/>
+        <w:t xml:space="preserve">    "chuva insuficiente em R1–R6",</w:t>
+        <w:br/>
+        <w:t xml:space="preserve">    "fechamento estomático",</w:t>
+        <w:br/>
+        <w:t xml:space="preserve">    "queda de fotossíntese",</w:t>
+        <w:br/>
+        <w:t xml:space="preserve">    "abortamento de vagens / menor enchimento",</w:t>
+        <w:br/>
+        <w:t xml:space="preserve">    "quebra de produtividade"</w:t>
+        <w:br/>
+        <w:t xml:space="preserve">   ],</w:t>
+        <w:br/>
+        <w:t xml:space="preserve">   "confirma_se": "balanço hídrico do ciclo (déficit em R3–R5) e chuva medida no talhão",</w:t>
+        <w:br/>
+        <w:t xml:space="preserve">   "acao": "Antecipar/ajustar a época, cultivar de ciclo adequado, palhada; irrigação onde houver",</w:t>
+        <w:br/>
+        <w:t xml:space="preserve">   "fonte": "FAO-56; Embrapa — déficit hídrico é a maior causa de quebra no RS"</w:t>
+        <w:br/>
+        <w:t xml:space="preserve">  },</w:t>
+        <w:br/>
+        <w:t xml:space="preserve">  {</w:t>
+        <w:br/>
+        <w:t xml:space="preserve">   "causa": "Pragas (percevejos/lagartas)",</w:t>
+        <w:br/>
+        <w:t xml:space="preserve">   "fator": "Pragas",</w:t>
+        <w:br/>
+        <w:t xml:space="preserve">   "perda_sc_ha": 7.4,</w:t>
+        <w:br/>
+        <w:t xml:space="preserve">   "perda_rs_ha": 888.0,</w:t>
+        <w:br/>
+        <w:t xml:space="preserve">   "probabilidade": 0.65,</w:t>
+        <w:br/>
+        <w:t xml:space="preserve">   "forca_cientifica": 0.85,</w:t>
+        <w:br/>
+        <w:t xml:space="preserve">   "confianca_cientifica": 0.85,</w:t>
+        <w:br/>
+        <w:t xml:space="preserve">   "nivel_evidencia": "alto",</w:t>
+        <w:br/>
+        <w:t xml:space="preserve">  … (resultado completo continua)</w:t>
+      </w:r>
+    </w:p>
+    <w:p>
+      <w:pPr>
+        <w:pStyle w:val="Heading2"/>
+      </w:pPr>
+      <w:r>
+        <w:t>9.5 accuracy_report — a veracidade dos dados</w:t>
+      </w:r>
+    </w:p>
+    <w:p>
+      <w:pPr>
+        <w:spacing w:after="20"/>
+      </w:pPr>
+      <w:r>
+        <w:rPr>
+          <w:i/>
+          <w:color w:val="555555"/>
+          <w:sz w:val="18"/>
+        </w:rPr>
+        <w:t>acurácia real e o que mais aumentaria a precisão</w:t>
+      </w:r>
+    </w:p>
+    <w:p>
+      <w:pPr>
+        <w:spacing w:before="40" w:after="120" w:line="240" w:lineRule="auto"/>
+        <w:ind w:left="173"/>
+        <w:shd w:val="clear" w:fill="F4F6F4"/>
+      </w:pPr>
+      <w:r>
+        <w:rPr>
+          <w:rFonts w:ascii="Consolas" w:hAnsi="Consolas"/>
+          <w:color w:val="223A22"/>
+          <w:sz w:val="17"/>
+        </w:rPr>
+        <w:t>{</w:t>
+        <w:br/>
+        <w:t xml:space="preserve"> "precision_index": 0.37,</w:t>
+        <w:br/>
+        <w:t xml:space="preserve"> "precision_label": "baixa",</w:t>
+        <w:br/>
+        <w:t xml:space="preserve"> "resumo": "Precisão da estimativa para este talhão: baixa (37%). O dado que mais aumentaria a precisão é clima (pode mudar o resultado em ±8 sc/ha): Para a safra corrente, o gêmeo já ancora no observado até hoje + previsão de 16 dias (resta só o fim do ciclo na média histórica). Para fechar o gap, registrar a chuva medida no talhão ou conectar a estação INMET mais próxima.",</w:t>
+        <w:br/>
+        <w:t xml:space="preserve"> "top_improvements": [</w:t>
+        <w:br/>
+        <w:t xml:space="preserve">  {</w:t>
+        <w:br/>
+        <w:t xml:space="preserve">   "dado": "Clima",</w:t>
+        <w:br/>
+        <w:t xml:space="preserve">   "qualidade": 0.3,</w:t>
+        <w:br/>
+        <w:t xml:space="preserve">   "alavancagem_sc_ha": 7.8</w:t>
+        <w:br/>
+        <w:t xml:space="preserve">  },</w:t>
+        <w:br/>
+        <w:t xml:space="preserve">  {</w:t>
+        <w:br/>
+        <w:t xml:space="preserve">   "dado": "Cultivar",</w:t>
+        <w:br/>
+        <w:t xml:space="preserve">   "qualidade": 0.3,</w:t>
+        <w:br/>
+        <w:t xml:space="preserve">   "alavancagem_sc_ha": 4.7</w:t>
+        <w:br/>
+        <w:t xml:space="preserve">  },</w:t>
+        <w:br/>
+        <w:t xml:space="preserve">  {</w:t>
+        <w:br/>
+        <w:t xml:space="preserve">   "dado": "Solo (fertilidade e física)",</w:t>
+        <w:br/>
+        <w:t xml:space="preserve">   "qualidade": 0.2,</w:t>
+        <w:br/>
+        <w:t xml:space="preserve">   "alavancagem_sc_ha": 3.8</w:t>
+        <w:br/>
+        <w:t xml:space="preserve">  }</w:t>
+        <w:br/>
+        <w:t xml:space="preserve"> ]</w:t>
+        <w:br/>
+        <w:t>}</w:t>
+      </w:r>
+    </w:p>
+    <w:p>
+      <w:pPr>
+        <w:pStyle w:val="Heading2"/>
+      </w:pPr>
+      <w:r>
+        <w:t>9.6 run_montecarlo — a análise de risco</w:t>
+      </w:r>
+    </w:p>
+    <w:p>
+      <w:pPr>
+        <w:jc w:val="center"/>
+      </w:pPr>
+      <w:r>
+        <w:drawing>
+          <wp:inline xmlns:a="http://schemas.openxmlformats.org/drawingml/2006/main" xmlns:pic="http://schemas.openxmlformats.org/drawingml/2006/picture">
+            <wp:extent cx="5852160" cy="2340864"/>
+            <wp:docPr id="5" name="Picture 5"/>
+            <wp:cNvGraphicFramePr>
+              <a:graphicFrameLocks noChangeAspect="1"/>
+            </wp:cNvGraphicFramePr>
+            <a:graphic>
+              <a:graphicData uri="http://schemas.openxmlformats.org/drawingml/2006/picture">
+                <pic:pic>
+                  <pic:nvPicPr>
+                    <pic:cNvPr id="0" name="g_mc.png"/>
+                    <pic:cNvPicPr/>
+                  </pic:nvPicPr>
+                  <pic:blipFill>
+                    <a:blip r:embed="rId13"/>
+                    <a:stretch>
+                      <a:fillRect/>
+                    </a:stretch>
+                  </pic:blipFill>
+                  <pic:spPr>
+                    <a:xfrm>
+                      <a:off x="0" y="0"/>
+                      <a:ext cx="5852160" cy="2340864"/>
+                    </a:xfrm>
+                    <a:prstGeom prst="rect"/>
+                  </pic:spPr>
+                </pic:pic>
+              </a:graphicData>
+            </a:graphic>
+          </wp:inline>
+        </w:drawing>
+      </w:r>
+    </w:p>
+    <w:p>
+      <w:pPr>
+        <w:jc w:val="center"/>
+      </w:pPr>
+      <w:r>
+        <w:rPr>
+          <w:i/>
+          <w:color w:val="555555"/>
+          <w:sz w:val="18"/>
+        </w:rPr>
+        <w:t>Distribuição de lucro em 3.000 safras simuladas (Monte Carlo real).</w:t>
+      </w:r>
+    </w:p>
+    <w:p>
+      <w:pPr>
+        <w:spacing w:after="20"/>
+      </w:pPr>
+      <w:r>
+        <w:rPr>
+          <w:i/>
+          <w:color w:val="555555"/>
+          <w:sz w:val="18"/>
+        </w:rPr>
+        <w:t>distribuição e probabilidades reais</w:t>
+      </w:r>
+    </w:p>
+    <w:p>
+      <w:pPr>
+        <w:spacing w:before="40" w:after="120" w:line="240" w:lineRule="auto"/>
+        <w:ind w:left="173"/>
+        <w:shd w:val="clear" w:fill="F4F6F4"/>
+      </w:pPr>
+      <w:r>
+        <w:rPr>
+          <w:rFonts w:ascii="Consolas" w:hAnsi="Consolas"/>
+          <w:color w:val="223A22"/>
+          <w:sz w:val="17"/>
+        </w:rPr>
+        <w:t>{</w:t>
+        <w:br/>
+        <w:t xml:space="preserve"> "iterations": 3000,</w:t>
+        <w:br/>
+        <w:t xml:space="preserve"> "enso": "neutro",</w:t>
+        <w:br/>
+        <w:t xml:space="preserve"> "yield": {</w:t>
+        <w:br/>
+        <w:t xml:space="preserve">  "mean": 48.8,</w:t>
+        <w:br/>
+        <w:t xml:space="preserve">  "p10": 41.8,</w:t>
+        <w:br/>
+        <w:t xml:space="preserve">  "p50": 47.3,</w:t>
+        <w:br/>
+        <w:t xml:space="preserve">  "p90": 58.1</w:t>
+        <w:br/>
+        <w:t xml:space="preserve"> },</w:t>
+        <w:br/>
+        <w:t xml:space="preserve"> "profit": {</w:t>
+        <w:br/>
+        <w:t xml:space="preserve">  "mean": 2346.0,</w:t>
+        <w:br/>
+        <w:t xml:space="preserve">  "p10": 1107.0,</w:t>
+        <w:br/>
+        <w:t xml:space="preserve">  "p50": 2204.0,</w:t>
+        <w:br/>
+        <w:t xml:space="preserve">  "p90": 3815.0</w:t>
+        <w:br/>
+        <w:t xml:space="preserve"> },</w:t>
+        <w:br/>
+        <w:t xml:space="preserve"> "probabilities": {</w:t>
+        <w:br/>
+        <w:t xml:space="preserve">  "yield_above_target": 0.408,</w:t>
+        <w:br/>
+        <w:t xml:space="preserve">  "yield_target": 48.8,</w:t>
+        <w:br/>
+        <w:t xml:space="preserve">  "profit_above_target": 0.235,</w:t>
+        <w:br/>
+        <w:t xml:space="preserve">  "profit_target": 3000,</w:t>
+        <w:br/>
+        <w:t xml:space="preserve">  "loss": 0.002</w:t>
+        <w:br/>
+        <w:t xml:space="preserve"> }</w:t>
+        <w:br/>
+        <w:t>}</w:t>
+      </w:r>
+    </w:p>
+    <w:p>
+      <w:pPr>
+        <w:pStyle w:val="Heading2"/>
+      </w:pPr>
+      <w:r>
+        <w:t>9.7 recommend_decisions — o que fazer e quanto vale</w:t>
+      </w:r>
+    </w:p>
+    <w:p>
+      <w:pPr>
+        <w:spacing w:after="20"/>
+      </w:pPr>
+      <w:r>
+        <w:rPr>
+          <w:i/>
+          <w:color w:val="555555"/>
+          <w:sz w:val="18"/>
+        </w:rPr>
+        <w:t>decisões avaliadas, com Δlucro e probabilidade reais</w:t>
+      </w:r>
+    </w:p>
+    <w:p>
+      <w:pPr>
+        <w:spacing w:before="40" w:after="120" w:line="240" w:lineRule="auto"/>
+        <w:ind w:left="173"/>
+        <w:shd w:val="clear" w:fill="F4F6F4"/>
+      </w:pPr>
+      <w:r>
+        <w:rPr>
+          <w:rFonts w:ascii="Consolas" w:hAnsi="Consolas"/>
+          <w:color w:val="223A22"/>
+          <w:sz w:val="17"/>
+        </w:rPr>
+        <w:t>[</w:t>
+        <w:br/>
+        <w:t xml:space="preserve"> {</w:t>
+        <w:br/>
+        <w:t xml:space="preserve">  "acao": "Antecipar semeadura para o núcleo ótimo (ZARC)",</w:t>
+        <w:br/>
+        <w:t xml:space="preserve">  "delta_sc_ha": 0.3,</w:t>
+        <w:br/>
+        <w:t xml:space="preserve">  "delta_lucro_rs": 36.0,</w:t>
+        <w:br/>
+        <w:t xml:space="preserve">  "roi": null,</w:t>
+        <w:br/>
+        <w:t xml:space="preserve">  "prob_positiva": 0.68</w:t>
+        <w:br/>
+        <w:t xml:space="preserve"> },</w:t>
+        <w:br/>
+        <w:t xml:space="preserve"> {</w:t>
+        <w:br/>
+        <w:t xml:space="preserve">  "acao": "Remover 1 aplicação de fungicida",</w:t>
+        <w:br/>
+        <w:t xml:space="preserve">  "delta_sc_ha": -1.8,</w:t>
+        <w:br/>
+        <w:t xml:space="preserve">  "delta_lucro_rs": -36.0,</w:t>
+        <w:br/>
+        <w:t xml:space="preserve">  "roi": null,</w:t>
+        <w:br/>
+        <w:t xml:space="preserve">  "prob_positiva": 0.23</w:t>
+        <w:br/>
+        <w:t xml:space="preserve"> },</w:t>
+        <w:br/>
+        <w:t xml:space="preserve"> {</w:t>
+        <w:br/>
+        <w:t xml:space="preserve">  "acao": "Adicionar 1 aplicação de fungicida",</w:t>
+        <w:br/>
+        <w:t xml:space="preserve">  "delta_sc_ha": 1.0,</w:t>
+        <w:br/>
+        <w:t xml:space="preserve">  "delta_lucro_rs": -60.0,</w:t>
+        <w:br/>
+        <w:t xml:space="preserve">  "roi": -0.33,</w:t>
+        <w:br/>
+        <w:t xml:space="preserve">  "prob_positiva": 0.003</w:t>
+        <w:br/>
+        <w:t xml:space="preserve"> }</w:t>
+        <w:br/>
+        <w:t>]</w:t>
+      </w:r>
+    </w:p>
+    <w:p>
+      <w:pPr>
+        <w:pStyle w:val="Heading2"/>
+      </w:pPr>
+      <w:r>
+        <w:t>9.8 recommend_amendments — fertilidade para o solo</w:t>
+      </w:r>
+    </w:p>
+    <w:p>
+      <w:pPr>
+        <w:spacing w:after="20"/>
+      </w:pPr>
+      <w:r>
+        <w:rPr>
+          <w:i/>
+          <w:color w:val="555555"/>
+          <w:sz w:val="18"/>
+        </w:rPr>
+        <w:t>recomendações de corretivos/adubação reais</w:t>
+      </w:r>
+    </w:p>
+    <w:p>
+      <w:pPr>
+        <w:spacing w:before="40" w:after="120" w:line="240" w:lineRule="auto"/>
+        <w:ind w:left="173"/>
+        <w:shd w:val="clear" w:fill="F4F6F4"/>
+      </w:pPr>
+      <w:r>
+        <w:rPr>
+          <w:rFonts w:ascii="Consolas" w:hAnsi="Consolas"/>
+          <w:color w:val="223A22"/>
+          <w:sz w:val="17"/>
+        </w:rPr>
+        <w:t>[</w:t>
+        <w:br/>
+        <w:t xml:space="preserve"> {</w:t>
+        <w:br/>
+        <w:t xml:space="preserve">  "acao": "Calagem (corrigir pH/V%)",</w:t>
+        <w:br/>
+        <w:t xml:space="preserve">  "produto": "Calcário dolomítico",</w:t>
+        <w:br/>
+        <w:t xml:space="preserve">  "dose": 0.88,</w:t>
+        <w:br/>
+        <w:t xml:space="preserve">  "investimento_ha": 131.0,</w:t>
+        <w:br/>
+        <w:t xml:space="preserve">  "delta_sc_ha": 0.0,</w:t>
+        <w:br/>
+        <w:t xml:space="preserve">  "roi": 0.0</w:t>
+        <w:br/>
+        <w:t xml:space="preserve"> }</w:t>
+        <w:br/>
+        <w:t>]</w:t>
+      </w:r>
+    </w:p>
+    <w:p>
+      <w:pPr>
+        <w:pStyle w:val="Heading2"/>
+      </w:pPr>
+      <w:r>
+        <w:t>9.9 season_briefing — o resumo executivo (o veredito em uma frase)</w:t>
+      </w:r>
+    </w:p>
+    <w:p>
+      <w:r>
+        <w:rPr>
+          <w:b w:val="0"/>
+          <w:i/>
+        </w:rPr>
+        <w:t>Em Santo Ângelo, semeando dentro da janela do ZARC, a expectativa é colher 52 sc/ha (entre 42 e 58 conforme o clima) e lucro de cerca de R$ 2.810/ha (ROI 0.8x). O risco de prejuízo é de 0%. A ação de maior retorno agora é 'antecipar semeadura para o núcleo ótimo (zarc)': +0.3 sc/ha e +R$ 36/ha (65% de chance de melhorar o lucro). Para deixar a estimativa mais verídica, o dado a medir primeiro é 'clima' (pode mudar o resultado em ±8 sc/ha).</w:t>
+      </w:r>
+    </w:p>
+    <w:p>
+      <w:pPr>
+        <w:pStyle w:val="ListBullet"/>
+      </w:pPr>
+      <w:r>
+        <w:t>Confiança dos dados baixa (37%): a estimativa ainda usa muitos defaults regionais.</w:t>
       </w:r>
     </w:p>
     <w:p>
